--- a/deliverables/VIDEO_6_Before_You_Take_An_Internal_Role_FINAL/Video_6_Shorts/V6_Short_04_The_Ordinary_Monday_Test.docx
+++ b/deliverables/VIDEO_6_Before_You_Take_An_Internal_Role_FINAL/Video_6_Shorts/V6_Short_04_The_Ordinary_Monday_Test.docx
@@ -51,6 +51,25 @@
           <w:bottom w:val="single" w:sz="6" w:color="8A6D1E"/>
         </w:pBdr>
       </w:pPr>
+    </w:p>
+    <w:p>
+      <w:pPr>
+        <w:spacing w:after="80"/>
+      </w:pPr>
+      <w:r>
+        <w:rPr>
+          <w:b/>
+          <w:color w:val="8A6D1E"/>
+          <w:sz w:val="20"/>
+        </w:rPr>
+        <w:t xml:space="preserve">Status in this synchronization  </w:t>
+      </w:r>
+      <w:r>
+        <w:rPr>
+          <w:sz w:val="21"/>
+        </w:rPr>
+        <w:t>COPY UPDATE</w:t>
+      </w:r>
     </w:p>
     <w:p>
       <w:pPr>
@@ -210,7 +229,7 @@
           <w:i w:val="0"/>
           <w:sz w:val="24"/>
         </w:rPr>
-        <w:t>Not whether the role is called strategic. Not whether the title sounds more senior.</w:t>
+        <w:t>Not whether the title sounds more senior. What will be different on a normal working day.</w:t>
       </w:r>
     </w:p>
     <w:p>
@@ -223,7 +242,7 @@
           <w:i w:val="0"/>
           <w:sz w:val="24"/>
         </w:rPr>
-        <w:t>What problems will you own? What systems will you learn? Which stakeholders will you have to influence? What part of the business will become visible from that seat?</w:t>
+        <w:t>Ask what problems you will own, what systems you will learn, which stakeholders you will have to influence, and what part of the business will become visible from the new seat.</w:t>
       </w:r>
     </w:p>
     <w:p>
@@ -236,7 +255,7 @@
           <w:i w:val="0"/>
           <w:sz w:val="24"/>
         </w:rPr>
-        <w:t>Words like strategic, visible and high impact sound attractive, but they do not tell you what you will actually become able to do.</w:t>
+        <w:t>A move can be significant even if the title barely changes. A new customer, operating model, regulation, or decision process can expand your range.</w:t>
       </w:r>
     </w:p>
     <w:p>
@@ -249,7 +268,20 @@
           <w:i w:val="0"/>
           <w:sz w:val="24"/>
         </w:rPr>
-        <w:t>If you cannot name what changes in the work, the title may be changing more than your career.</w:t>
+        <w:t>Words like strategic, visible, and high impact are not enough if nobody can tell you what will actually be different.</w:t>
+      </w:r>
+    </w:p>
+    <w:p>
+      <w:pPr>
+        <w:spacing w:before="0" w:after="180"/>
+      </w:pPr>
+      <w:r>
+        <w:rPr>
+          <w:b w:val="0"/>
+          <w:i w:val="0"/>
+          <w:sz w:val="24"/>
+        </w:rPr>
+        <w:t>If nobody can name it, the title may be changing more than your career.</w:t>
       </w:r>
     </w:p>
     <w:p>
@@ -360,6 +392,20 @@
     </w:p>
     <w:p>
       <w:pPr>
+        <w:spacing w:before="0" w:after="80"/>
+      </w:pPr>
+      <w:r>
+        <w:rPr>
+          <w:b w:val="0"/>
+          <w:i w:val="0"/>
+          <w:color w:val="5A6B82"/>
+          <w:sz w:val="20"/>
+        </w:rPr>
+        <w:t>Corrected for the September 9 lock.</w:t>
+      </w:r>
+    </w:p>
+    <w:p>
+      <w:pPr>
         <w:spacing w:before="0" w:after="160"/>
       </w:pPr>
       <w:r>
@@ -369,7 +415,7 @@
           <w:color w:val="5A6B82"/>
           <w:sz w:val="20"/>
         </w:rPr>
-        <w:t>Carried from v1.0 and aligned to the v2.0 wording.</w:t>
+        <w:t>Why this status: Obsolete reference. The closing said words like strategic do not tell you what you will become able to do; the locked script now says they are not enough if nobody can tell you what will actually be different.</w:t>
       </w:r>
     </w:p>
     <w:p>
